--- a/src/OpenXmlHtml.Tests/WordListNumberingTests.DeeplyNestedListCappedAtIlvl8.DotNet.verified.docx
+++ b/src/OpenXmlHtml.Tests/WordListNumberingTests.DeeplyNestedListCappedAtIlvl8.DotNet.verified.docx
@@ -12,7 +12,7 @@
         <w:contextualSpacing/>
       </w:pPr>
       <w:r>
-        <w:t xml:space="preserve">1 </w:t>
+        <w:t xml:space="preserve">1</w:t>
       </w:r>
     </w:p>
     <w:p>
@@ -25,7 +25,7 @@
         <w:contextualSpacing/>
       </w:pPr>
       <w:r>
-        <w:t xml:space="preserve">2 </w:t>
+        <w:t xml:space="preserve">2</w:t>
       </w:r>
     </w:p>
     <w:p>
@@ -38,7 +38,7 @@
         <w:contextualSpacing/>
       </w:pPr>
       <w:r>
-        <w:t xml:space="preserve">3 </w:t>
+        <w:t xml:space="preserve">3</w:t>
       </w:r>
     </w:p>
     <w:p>
@@ -51,7 +51,7 @@
         <w:contextualSpacing/>
       </w:pPr>
       <w:r>
-        <w:t xml:space="preserve">4 </w:t>
+        <w:t xml:space="preserve">4</w:t>
       </w:r>
     </w:p>
     <w:p>
@@ -64,7 +64,7 @@
         <w:contextualSpacing/>
       </w:pPr>
       <w:r>
-        <w:t xml:space="preserve">5 </w:t>
+        <w:t xml:space="preserve">5</w:t>
       </w:r>
     </w:p>
     <w:p>
@@ -77,7 +77,7 @@
         <w:contextualSpacing/>
       </w:pPr>
       <w:r>
-        <w:t xml:space="preserve">6 </w:t>
+        <w:t xml:space="preserve">6</w:t>
       </w:r>
     </w:p>
     <w:p>
@@ -90,7 +90,7 @@
         <w:contextualSpacing/>
       </w:pPr>
       <w:r>
-        <w:t xml:space="preserve">7 </w:t>
+        <w:t xml:space="preserve">7</w:t>
       </w:r>
     </w:p>
     <w:p>
@@ -103,7 +103,7 @@
         <w:contextualSpacing/>
       </w:pPr>
       <w:r>
-        <w:t xml:space="preserve">8 </w:t>
+        <w:t xml:space="preserve">8</w:t>
       </w:r>
     </w:p>
     <w:p>
@@ -116,7 +116,7 @@
         <w:contextualSpacing/>
       </w:pPr>
       <w:r>
-        <w:t xml:space="preserve">9 </w:t>
+        <w:t xml:space="preserve">9</w:t>
       </w:r>
     </w:p>
     <w:p>
@@ -129,7 +129,7 @@
         <w:contextualSpacing/>
       </w:pPr>
       <w:r>
-        <w:t xml:space="preserve">10 </w:t>
+        <w:t xml:space="preserve">10</w:t>
       </w:r>
     </w:p>
     <w:p>

--- a/src/OpenXmlHtml.Tests/WordListNumberingTests.DeeplyNestedListCappedAtIlvl8.DotNet.verified.docx
+++ b/src/OpenXmlHtml.Tests/WordListNumberingTests.DeeplyNestedListCappedAtIlvl8.DotNet.verified.docx
@@ -12,7 +12,7 @@
         <w:contextualSpacing/>
       </w:pPr>
       <w:r>
-        <w:t xml:space="preserve">1</w:t>
+        <w:t xml:space="preserve">1 </w:t>
       </w:r>
     </w:p>
     <w:p>
@@ -25,7 +25,7 @@
         <w:contextualSpacing/>
       </w:pPr>
       <w:r>
-        <w:t xml:space="preserve">2</w:t>
+        <w:t xml:space="preserve">2 </w:t>
       </w:r>
     </w:p>
     <w:p>
@@ -38,7 +38,7 @@
         <w:contextualSpacing/>
       </w:pPr>
       <w:r>
-        <w:t xml:space="preserve">3</w:t>
+        <w:t xml:space="preserve">3 </w:t>
       </w:r>
     </w:p>
     <w:p>
@@ -51,7 +51,7 @@
         <w:contextualSpacing/>
       </w:pPr>
       <w:r>
-        <w:t xml:space="preserve">4</w:t>
+        <w:t xml:space="preserve">4 </w:t>
       </w:r>
     </w:p>
     <w:p>
@@ -64,7 +64,7 @@
         <w:contextualSpacing/>
       </w:pPr>
       <w:r>
-        <w:t xml:space="preserve">5</w:t>
+        <w:t xml:space="preserve">5 </w:t>
       </w:r>
     </w:p>
     <w:p>
@@ -77,7 +77,7 @@
         <w:contextualSpacing/>
       </w:pPr>
       <w:r>
-        <w:t xml:space="preserve">6</w:t>
+        <w:t xml:space="preserve">6 </w:t>
       </w:r>
     </w:p>
     <w:p>
@@ -90,7 +90,7 @@
         <w:contextualSpacing/>
       </w:pPr>
       <w:r>
-        <w:t xml:space="preserve">7</w:t>
+        <w:t xml:space="preserve">7 </w:t>
       </w:r>
     </w:p>
     <w:p>
@@ -103,7 +103,7 @@
         <w:contextualSpacing/>
       </w:pPr>
       <w:r>
-        <w:t xml:space="preserve">8</w:t>
+        <w:t xml:space="preserve">8 </w:t>
       </w:r>
     </w:p>
     <w:p>
@@ -116,7 +116,7 @@
         <w:contextualSpacing/>
       </w:pPr>
       <w:r>
-        <w:t xml:space="preserve">9</w:t>
+        <w:t xml:space="preserve">9 </w:t>
       </w:r>
     </w:p>
     <w:p>
@@ -129,7 +129,7 @@
         <w:contextualSpacing/>
       </w:pPr>
       <w:r>
-        <w:t xml:space="preserve">10</w:t>
+        <w:t xml:space="preserve">10 </w:t>
       </w:r>
     </w:p>
     <w:p>
